--- a/סיכום שיפורים פרויקט.docx
+++ b/סיכום שיפורים פרויקט.docx
@@ -32,9 +32,17 @@
       <w:r>
         <w:rPr>
           <w:rFonts w:hint="cs"/>
-          <w:rtl/>
-        </w:rPr>
-        <w:t xml:space="preserve">לשפר את הלוגיקה של זמן המתנה- שיתעדכן זמן ההמתנה תוך כדי </w:t>
+          <w:highlight w:val="yellow"/>
+          <w:rtl/>
+        </w:rPr>
+        <w:t>לשפר את הלוגיקה של זמן המתנה- שיתעדכן זמן ההמתנה תוך כדי</w:t>
+      </w:r>
+      <w:r>
+        <w:rPr>
+          <w:rFonts w:hint="cs"/>
+          <w:rtl/>
+        </w:rPr>
+        <w:t xml:space="preserve"> </w:t>
       </w:r>
     </w:p>
     <w:p>
@@ -63,6 +71,7 @@
       <w:r>
         <w:rPr>
           <w:rFonts w:hint="cs"/>
+          <w:highlight w:val="yellow"/>
           <w:rtl/>
         </w:rPr>
         <w:t xml:space="preserve">לסדר ניווטים שלא יחזור לעמוד </w:t>
@@ -71,6 +80,7 @@
       <w:r>
         <w:rPr>
           <w:rFonts w:hint="cs"/>
+          <w:highlight w:val="yellow"/>
           <w:rtl/>
         </w:rPr>
         <w:t>הלוגין</w:t>
@@ -79,6 +89,7 @@
       <w:r>
         <w:rPr>
           <w:rFonts w:hint="cs"/>
+          <w:highlight w:val="yellow"/>
           <w:rtl/>
         </w:rPr>
         <w:t xml:space="preserve"> כשיש טוקן</w:t>
@@ -93,6 +104,7 @@
       <w:r>
         <w:rPr>
           <w:rFonts w:hint="cs"/>
+          <w:highlight w:val="yellow"/>
           <w:rtl/>
         </w:rPr>
         <w:t xml:space="preserve">לסדר יופי בצ'אט ובשאר הדפים ושלא יהיה </w:t>
@@ -101,6 +113,7 @@
       <w:r>
         <w:rPr>
           <w:rFonts w:hint="cs"/>
+          <w:highlight w:val="yellow"/>
           <w:rtl/>
         </w:rPr>
         <w:t>סקרולר</w:t>
@@ -109,6 +122,7 @@
       <w:r>
         <w:rPr>
           <w:rFonts w:hint="cs"/>
+          <w:highlight w:val="yellow"/>
           <w:rtl/>
         </w:rPr>
         <w:t xml:space="preserve"> ויו</w:t>
@@ -123,6 +137,7 @@
       <w:r>
         <w:rPr>
           <w:rFonts w:hint="cs"/>
+          <w:highlight w:val="yellow"/>
           <w:rtl/>
         </w:rPr>
         <w:t>לבדוק מתי טוקן מתבטל?</w:t>
@@ -204,27 +219,113 @@
     <w:p>
       <w:pPr>
         <w:rPr>
+          <w:rtl/>
+        </w:rPr>
+      </w:pPr>
+      <w:r>
+        <w:rPr>
           <w:rFonts w:hint="cs"/>
           <w:rtl/>
         </w:rPr>
-      </w:pPr>
+        <w:t xml:space="preserve">לבדוק אם אפשר לעלות את </w:t>
+      </w:r>
+      <w:r>
+        <w:t>SQL</w:t>
+      </w:r>
       <w:r>
         <w:rPr>
           <w:rFonts w:hint="cs"/>
           <w:rtl/>
         </w:rPr>
-        <w:t xml:space="preserve">לבדוק אם אפשר לעלות את </w:t>
-      </w:r>
-      <w:r>
-        <w:t>SQL</w:t>
-      </w:r>
-      <w:r>
-        <w:rPr>
-          <w:rFonts w:hint="cs"/>
-          <w:rtl/>
-        </w:rPr>
         <w:t xml:space="preserve"> לענן??</w:t>
       </w:r>
+    </w:p>
+    <w:p>
+      <w:pPr>
+        <w:rPr>
+          <w:rtl/>
+        </w:rPr>
+      </w:pPr>
+    </w:p>
+    <w:p>
+      <w:r>
+        <w:rPr>
+          <w:rFonts w:cs="Arial"/>
+          <w:rtl/>
+        </w:rPr>
+        <w:t xml:space="preserve">  "</w:t>
+      </w:r>
+      <w:proofErr w:type="spellStart"/>
+      <w:r>
+        <w:t>Groq</w:t>
+      </w:r>
+      <w:proofErr w:type="spellEnd"/>
+      <w:r>
+        <w:rPr>
+          <w:rFonts w:cs="Arial"/>
+          <w:rtl/>
+        </w:rPr>
+        <w:t>": {</w:t>
+      </w:r>
+    </w:p>
+    <w:p>
+      <w:r>
+        <w:rPr>
+          <w:rFonts w:cs="Arial"/>
+          <w:rtl/>
+        </w:rPr>
+        <w:t xml:space="preserve">    "</w:t>
+      </w:r>
+      <w:proofErr w:type="spellStart"/>
+      <w:r>
+        <w:t>ApiKey</w:t>
+      </w:r>
+      <w:proofErr w:type="spellEnd"/>
+      <w:r>
+        <w:t>": "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</w:t>
+      </w:r>
+      <w:r>
+        <w:rPr>
+          <w:rFonts w:cs="Arial"/>
+          <w:rtl/>
+        </w:rPr>
+        <w:t>"</w:t>
+      </w:r>
+    </w:p>
+    <w:p>
+      <w:pPr>
+        <w:rPr>
+          <w:rtl/>
+        </w:rPr>
+      </w:pPr>
+      <w:r>
+        <w:rPr>
+          <w:rFonts w:cs="Arial"/>
+          <w:rtl/>
+        </w:rPr>
+        <w:t xml:space="preserve">  },</w:t>
+      </w:r>
+    </w:p>
+    <w:p>
+      <w:pPr>
+        <w:rPr>
+          <w:rtl/>
+        </w:rPr>
+      </w:pPr>
+    </w:p>
+    <w:p>
+      <w:pPr>
+        <w:rPr>
+          <w:rtl/>
+        </w:rPr>
+      </w:pPr>
+    </w:p>
+    <w:p>
+      <w:pPr>
+        <w:rPr>
+          <w:rtl/>
+        </w:rPr>
+      </w:pPr>
     </w:p>
     <w:sectPr>
       <w:pgSz w:w="11906" w:h="16838"/>
@@ -236,6 +337,467 @@
     </w:sectPr>
   </w:body>
 </w:document>
+</file>
+
+<file path=word/numbering.xml><?xml version="1.0" encoding="utf-8"?>
+<w:numbering xmlns:wpc="http://schemas.microsoft.com/office/word/2010/wordprocessingCanvas" xmlns:cx="http://schemas.microsoft.com/office/drawing/2014/chartex" xmlns:cx1="http://schemas.microsoft.com/office/drawing/2015/9/8/chartex" xmlns:cx2="http://schemas.microsoft.com/office/drawing/2015/10/21/chartex" xmlns:cx3="http://schemas.microsoft.com/office/drawing/2016/5/9/chartex" xmlns:cx4="http://schemas.microsoft.com/office/drawing/2016/5/10/chartex" xmlns:cx5="http://schemas.microsoft.com/office/drawing/2016/5/11/chartex" xmlns:cx6="http://schemas.microsoft.com/office/drawing/2016/5/12/chartex" xmlns:cx7="http://schemas.microsoft.com/office/drawing/2016/5/13/chartex" xmlns:cx8="http://schemas.microsoft.com/office/drawing/2016/5/14/chartex" xmlns:mc="http://schemas.openxmlformats.org/markup-compatibility/2006" xmlns:aink="http://schemas.microsoft.com/office/drawing/2016/ink" xmlns:am3d="http://schemas.microsoft.com/office/drawing/2017/model3d" xmlns:o="urn:schemas-microsoft-com:office:office" xmlns:oel="http://schemas.microsoft.com/office/2019/extlst" xmlns:r="http://schemas.openxmlformats.org/officeDocument/2006/relationships" xmlns:m="http://schemas.openxmlformats.org/officeDocument/2006/math" xmlns:v="urn:schemas-microsoft-com:vml" xmlns:wp14="http://schemas.microsoft.com/office/word/2010/wordprocessingDrawing" xmlns:wp="http://schemas.openxmlformats.org/drawingml/2006/wordprocessingDrawing" xmlns:w10="urn:schemas-microsoft-com:office:word" xmlns:w="http://schemas.openxmlformats.org/wordprocessingml/2006/main" xmlns:w14="http://schemas.microsoft.com/office/word/2010/wordml" xmlns:w15="http://schemas.microsoft.com/office/word/2012/wordml" xmlns:w16cex="http://schemas.microsoft.com/office/word/2018/wordml/cex" xmlns:w16cid="http://schemas.microsoft.com/office/word/2016/wordml/cid" xmlns:w16="http://schemas.microsoft.com/office/word/2018/wordml" xmlns:w16du="http://schemas.microsoft.com/office/word/2023/wordml/word16du" xmlns:w16sdtdh="http://schemas.microsoft.com/office/word/2020/wordml/sdtdatahash" xmlns:w16sdtfl="http://schemas.microsoft.com/office/word/2024/wordml/sdtformatlock" xmlns:w16se="http://schemas.microsoft.com/office/word/2015/wordml/symex" xmlns:wpg="http://schemas.microsoft.com/office/word/2010/wordprocessingGroup" xmlns:wpi="http://schemas.microsoft.com/office/word/2010/wordprocessingInk" xmlns:wne="http://schemas.microsoft.com/office/word/2006/wordml" xmlns:wps="http://schemas.microsoft.com/office/word/2010/wordprocessingShape" mc:Ignorable="w14 w15 w16se w16cid w16 w16cex w16sdtdh w16sdtfl w16du wp14">
+  <w:abstractNum w:abstractNumId="0" w15:restartNumberingAfterBreak="0">
+    <w:nsid w:val="1EF14A97"/>
+    <w:multiLevelType w:val="multilevel"/>
+    <w:tmpl w:val="9FF27A8A"/>
+    <w:lvl w:ilvl="0">
+      <w:start w:val="1"/>
+      <w:numFmt w:val="bullet"/>
+      <w:lvlText w:val=""/>
+      <w:lvlJc w:val="left"/>
+      <w:pPr>
+        <w:tabs>
+          <w:tab w:val="num" w:pos="720"/>
+        </w:tabs>
+        <w:ind w:left="720" w:hanging="360"/>
+      </w:pPr>
+      <w:rPr>
+        <w:rFonts w:ascii="Symbol" w:hAnsi="Symbol" w:hint="default"/>
+        <w:sz w:val="20"/>
+      </w:rPr>
+    </w:lvl>
+    <w:lvl w:ilvl="1" w:tentative="1">
+      <w:start w:val="1"/>
+      <w:numFmt w:val="bullet"/>
+      <w:lvlText w:val="o"/>
+      <w:lvlJc w:val="left"/>
+      <w:pPr>
+        <w:tabs>
+          <w:tab w:val="num" w:pos="1440"/>
+        </w:tabs>
+        <w:ind w:left="1440" w:hanging="360"/>
+      </w:pPr>
+      <w:rPr>
+        <w:rFonts w:ascii="Courier New" w:hAnsi="Courier New" w:hint="default"/>
+        <w:sz w:val="20"/>
+      </w:rPr>
+    </w:lvl>
+    <w:lvl w:ilvl="2" w:tentative="1">
+      <w:start w:val="1"/>
+      <w:numFmt w:val="bullet"/>
+      <w:lvlText w:val=""/>
+      <w:lvlJc w:val="left"/>
+      <w:pPr>
+        <w:tabs>
+          <w:tab w:val="num" w:pos="2160"/>
+        </w:tabs>
+        <w:ind w:left="2160" w:hanging="360"/>
+      </w:pPr>
+      <w:rPr>
+        <w:rFonts w:ascii="Wingdings" w:hAnsi="Wingdings" w:hint="default"/>
+        <w:sz w:val="20"/>
+      </w:rPr>
+    </w:lvl>
+    <w:lvl w:ilvl="3" w:tentative="1">
+      <w:start w:val="1"/>
+      <w:numFmt w:val="bullet"/>
+      <w:lvlText w:val=""/>
+      <w:lvlJc w:val="left"/>
+      <w:pPr>
+        <w:tabs>
+          <w:tab w:val="num" w:pos="2880"/>
+        </w:tabs>
+        <w:ind w:left="2880" w:hanging="360"/>
+      </w:pPr>
+      <w:rPr>
+        <w:rFonts w:ascii="Wingdings" w:hAnsi="Wingdings" w:hint="default"/>
+        <w:sz w:val="20"/>
+      </w:rPr>
+    </w:lvl>
+    <w:lvl w:ilvl="4" w:tentative="1">
+      <w:start w:val="1"/>
+      <w:numFmt w:val="bullet"/>
+      <w:lvlText w:val=""/>
+      <w:lvlJc w:val="left"/>
+      <w:pPr>
+        <w:tabs>
+          <w:tab w:val="num" w:pos="3600"/>
+        </w:tabs>
+        <w:ind w:left="3600" w:hanging="360"/>
+      </w:pPr>
+      <w:rPr>
+        <w:rFonts w:ascii="Wingdings" w:hAnsi="Wingdings" w:hint="default"/>
+        <w:sz w:val="20"/>
+      </w:rPr>
+    </w:lvl>
+    <w:lvl w:ilvl="5" w:tentative="1">
+      <w:start w:val="1"/>
+      <w:numFmt w:val="bullet"/>
+      <w:lvlText w:val=""/>
+      <w:lvlJc w:val="left"/>
+      <w:pPr>
+        <w:tabs>
+          <w:tab w:val="num" w:pos="4320"/>
+        </w:tabs>
+        <w:ind w:left="4320" w:hanging="360"/>
+      </w:pPr>
+      <w:rPr>
+        <w:rFonts w:ascii="Wingdings" w:hAnsi="Wingdings" w:hint="default"/>
+        <w:sz w:val="20"/>
+      </w:rPr>
+    </w:lvl>
+    <w:lvl w:ilvl="6" w:tentative="1">
+      <w:start w:val="1"/>
+      <w:numFmt w:val="bullet"/>
+      <w:lvlText w:val=""/>
+      <w:lvlJc w:val="left"/>
+      <w:pPr>
+        <w:tabs>
+          <w:tab w:val="num" w:pos="5040"/>
+        </w:tabs>
+        <w:ind w:left="5040" w:hanging="360"/>
+      </w:pPr>
+      <w:rPr>
+        <w:rFonts w:ascii="Wingdings" w:hAnsi="Wingdings" w:hint="default"/>
+        <w:sz w:val="20"/>
+      </w:rPr>
+    </w:lvl>
+    <w:lvl w:ilvl="7" w:tentative="1">
+      <w:start w:val="1"/>
+      <w:numFmt w:val="bullet"/>
+      <w:lvlText w:val=""/>
+      <w:lvlJc w:val="left"/>
+      <w:pPr>
+        <w:tabs>
+          <w:tab w:val="num" w:pos="5760"/>
+        </w:tabs>
+        <w:ind w:left="5760" w:hanging="360"/>
+      </w:pPr>
+      <w:rPr>
+        <w:rFonts w:ascii="Wingdings" w:hAnsi="Wingdings" w:hint="default"/>
+        <w:sz w:val="20"/>
+      </w:rPr>
+    </w:lvl>
+    <w:lvl w:ilvl="8" w:tentative="1">
+      <w:start w:val="1"/>
+      <w:numFmt w:val="bullet"/>
+      <w:lvlText w:val=""/>
+      <w:lvlJc w:val="left"/>
+      <w:pPr>
+        <w:tabs>
+          <w:tab w:val="num" w:pos="6480"/>
+        </w:tabs>
+        <w:ind w:left="6480" w:hanging="360"/>
+      </w:pPr>
+      <w:rPr>
+        <w:rFonts w:ascii="Wingdings" w:hAnsi="Wingdings" w:hint="default"/>
+        <w:sz w:val="20"/>
+      </w:rPr>
+    </w:lvl>
+  </w:abstractNum>
+  <w:abstractNum w:abstractNumId="1" w15:restartNumberingAfterBreak="0">
+    <w:nsid w:val="214506D3"/>
+    <w:multiLevelType w:val="multilevel"/>
+    <w:tmpl w:val="ECAAB382"/>
+    <w:lvl w:ilvl="0">
+      <w:start w:val="1"/>
+      <w:numFmt w:val="bullet"/>
+      <w:lvlText w:val=""/>
+      <w:lvlJc w:val="left"/>
+      <w:pPr>
+        <w:tabs>
+          <w:tab w:val="num" w:pos="720"/>
+        </w:tabs>
+        <w:ind w:left="720" w:hanging="360"/>
+      </w:pPr>
+      <w:rPr>
+        <w:rFonts w:ascii="Symbol" w:hAnsi="Symbol" w:hint="default"/>
+        <w:sz w:val="20"/>
+      </w:rPr>
+    </w:lvl>
+    <w:lvl w:ilvl="1" w:tentative="1">
+      <w:start w:val="1"/>
+      <w:numFmt w:val="bullet"/>
+      <w:lvlText w:val="o"/>
+      <w:lvlJc w:val="left"/>
+      <w:pPr>
+        <w:tabs>
+          <w:tab w:val="num" w:pos="1440"/>
+        </w:tabs>
+        <w:ind w:left="1440" w:hanging="360"/>
+      </w:pPr>
+      <w:rPr>
+        <w:rFonts w:ascii="Courier New" w:hAnsi="Courier New" w:hint="default"/>
+        <w:sz w:val="20"/>
+      </w:rPr>
+    </w:lvl>
+    <w:lvl w:ilvl="2" w:tentative="1">
+      <w:start w:val="1"/>
+      <w:numFmt w:val="bullet"/>
+      <w:lvlText w:val=""/>
+      <w:lvlJc w:val="left"/>
+      <w:pPr>
+        <w:tabs>
+          <w:tab w:val="num" w:pos="2160"/>
+        </w:tabs>
+        <w:ind w:left="2160" w:hanging="360"/>
+      </w:pPr>
+      <w:rPr>
+        <w:rFonts w:ascii="Wingdings" w:hAnsi="Wingdings" w:hint="default"/>
+        <w:sz w:val="20"/>
+      </w:rPr>
+    </w:lvl>
+    <w:lvl w:ilvl="3" w:tentative="1">
+      <w:start w:val="1"/>
+      <w:numFmt w:val="bullet"/>
+      <w:lvlText w:val=""/>
+      <w:lvlJc w:val="left"/>
+      <w:pPr>
+        <w:tabs>
+          <w:tab w:val="num" w:pos="2880"/>
+        </w:tabs>
+        <w:ind w:left="2880" w:hanging="360"/>
+      </w:pPr>
+      <w:rPr>
+        <w:rFonts w:ascii="Wingdings" w:hAnsi="Wingdings" w:hint="default"/>
+        <w:sz w:val="20"/>
+      </w:rPr>
+    </w:lvl>
+    <w:lvl w:ilvl="4" w:tentative="1">
+      <w:start w:val="1"/>
+      <w:numFmt w:val="bullet"/>
+      <w:lvlText w:val=""/>
+      <w:lvlJc w:val="left"/>
+      <w:pPr>
+        <w:tabs>
+          <w:tab w:val="num" w:pos="3600"/>
+        </w:tabs>
+        <w:ind w:left="3600" w:hanging="360"/>
+      </w:pPr>
+      <w:rPr>
+        <w:rFonts w:ascii="Wingdings" w:hAnsi="Wingdings" w:hint="default"/>
+        <w:sz w:val="20"/>
+      </w:rPr>
+    </w:lvl>
+    <w:lvl w:ilvl="5" w:tentative="1">
+      <w:start w:val="1"/>
+      <w:numFmt w:val="bullet"/>
+      <w:lvlText w:val=""/>
+      <w:lvlJc w:val="left"/>
+      <w:pPr>
+        <w:tabs>
+          <w:tab w:val="num" w:pos="4320"/>
+        </w:tabs>
+        <w:ind w:left="4320" w:hanging="360"/>
+      </w:pPr>
+      <w:rPr>
+        <w:rFonts w:ascii="Wingdings" w:hAnsi="Wingdings" w:hint="default"/>
+        <w:sz w:val="20"/>
+      </w:rPr>
+    </w:lvl>
+    <w:lvl w:ilvl="6" w:tentative="1">
+      <w:start w:val="1"/>
+      <w:numFmt w:val="bullet"/>
+      <w:lvlText w:val=""/>
+      <w:lvlJc w:val="left"/>
+      <w:pPr>
+        <w:tabs>
+          <w:tab w:val="num" w:pos="5040"/>
+        </w:tabs>
+        <w:ind w:left="5040" w:hanging="360"/>
+      </w:pPr>
+      <w:rPr>
+        <w:rFonts w:ascii="Wingdings" w:hAnsi="Wingdings" w:hint="default"/>
+        <w:sz w:val="20"/>
+      </w:rPr>
+    </w:lvl>
+    <w:lvl w:ilvl="7" w:tentative="1">
+      <w:start w:val="1"/>
+      <w:numFmt w:val="bullet"/>
+      <w:lvlText w:val=""/>
+      <w:lvlJc w:val="left"/>
+      <w:pPr>
+        <w:tabs>
+          <w:tab w:val="num" w:pos="5760"/>
+        </w:tabs>
+        <w:ind w:left="5760" w:hanging="360"/>
+      </w:pPr>
+      <w:rPr>
+        <w:rFonts w:ascii="Wingdings" w:hAnsi="Wingdings" w:hint="default"/>
+        <w:sz w:val="20"/>
+      </w:rPr>
+    </w:lvl>
+    <w:lvl w:ilvl="8" w:tentative="1">
+      <w:start w:val="1"/>
+      <w:numFmt w:val="bullet"/>
+      <w:lvlText w:val=""/>
+      <w:lvlJc w:val="left"/>
+      <w:pPr>
+        <w:tabs>
+          <w:tab w:val="num" w:pos="6480"/>
+        </w:tabs>
+        <w:ind w:left="6480" w:hanging="360"/>
+      </w:pPr>
+      <w:rPr>
+        <w:rFonts w:ascii="Wingdings" w:hAnsi="Wingdings" w:hint="default"/>
+        <w:sz w:val="20"/>
+      </w:rPr>
+    </w:lvl>
+  </w:abstractNum>
+  <w:abstractNum w:abstractNumId="2" w15:restartNumberingAfterBreak="0">
+    <w:nsid w:val="5EF06845"/>
+    <w:multiLevelType w:val="multilevel"/>
+    <w:tmpl w:val="CCE275A4"/>
+    <w:lvl w:ilvl="0">
+      <w:start w:val="1"/>
+      <w:numFmt w:val="bullet"/>
+      <w:lvlText w:val=""/>
+      <w:lvlJc w:val="left"/>
+      <w:pPr>
+        <w:tabs>
+          <w:tab w:val="num" w:pos="720"/>
+        </w:tabs>
+        <w:ind w:left="720" w:hanging="360"/>
+      </w:pPr>
+      <w:rPr>
+        <w:rFonts w:ascii="Symbol" w:hAnsi="Symbol" w:hint="default"/>
+        <w:sz w:val="20"/>
+      </w:rPr>
+    </w:lvl>
+    <w:lvl w:ilvl="1" w:tentative="1">
+      <w:start w:val="1"/>
+      <w:numFmt w:val="bullet"/>
+      <w:lvlText w:val="o"/>
+      <w:lvlJc w:val="left"/>
+      <w:pPr>
+        <w:tabs>
+          <w:tab w:val="num" w:pos="1440"/>
+        </w:tabs>
+        <w:ind w:left="1440" w:hanging="360"/>
+      </w:pPr>
+      <w:rPr>
+        <w:rFonts w:ascii="Courier New" w:hAnsi="Courier New" w:hint="default"/>
+        <w:sz w:val="20"/>
+      </w:rPr>
+    </w:lvl>
+    <w:lvl w:ilvl="2" w:tentative="1">
+      <w:start w:val="1"/>
+      <w:numFmt w:val="bullet"/>
+      <w:lvlText w:val=""/>
+      <w:lvlJc w:val="left"/>
+      <w:pPr>
+        <w:tabs>
+          <w:tab w:val="num" w:pos="2160"/>
+        </w:tabs>
+        <w:ind w:left="2160" w:hanging="360"/>
+      </w:pPr>
+      <w:rPr>
+        <w:rFonts w:ascii="Wingdings" w:hAnsi="Wingdings" w:hint="default"/>
+        <w:sz w:val="20"/>
+      </w:rPr>
+    </w:lvl>
+    <w:lvl w:ilvl="3" w:tentative="1">
+      <w:start w:val="1"/>
+      <w:numFmt w:val="bullet"/>
+      <w:lvlText w:val=""/>
+      <w:lvlJc w:val="left"/>
+      <w:pPr>
+        <w:tabs>
+          <w:tab w:val="num" w:pos="2880"/>
+        </w:tabs>
+        <w:ind w:left="2880" w:hanging="360"/>
+      </w:pPr>
+      <w:rPr>
+        <w:rFonts w:ascii="Wingdings" w:hAnsi="Wingdings" w:hint="default"/>
+        <w:sz w:val="20"/>
+      </w:rPr>
+    </w:lvl>
+    <w:lvl w:ilvl="4" w:tentative="1">
+      <w:start w:val="1"/>
+      <w:numFmt w:val="bullet"/>
+      <w:lvlText w:val=""/>
+      <w:lvlJc w:val="left"/>
+      <w:pPr>
+        <w:tabs>
+          <w:tab w:val="num" w:pos="3600"/>
+        </w:tabs>
+        <w:ind w:left="3600" w:hanging="360"/>
+      </w:pPr>
+      <w:rPr>
+        <w:rFonts w:ascii="Wingdings" w:hAnsi="Wingdings" w:hint="default"/>
+        <w:sz w:val="20"/>
+      </w:rPr>
+    </w:lvl>
+    <w:lvl w:ilvl="5" w:tentative="1">
+      <w:start w:val="1"/>
+      <w:numFmt w:val="bullet"/>
+      <w:lvlText w:val=""/>
+      <w:lvlJc w:val="left"/>
+      <w:pPr>
+        <w:tabs>
+          <w:tab w:val="num" w:pos="4320"/>
+        </w:tabs>
+        <w:ind w:left="4320" w:hanging="360"/>
+      </w:pPr>
+      <w:rPr>
+        <w:rFonts w:ascii="Wingdings" w:hAnsi="Wingdings" w:hint="default"/>
+        <w:sz w:val="20"/>
+      </w:rPr>
+    </w:lvl>
+    <w:lvl w:ilvl="6" w:tentative="1">
+      <w:start w:val="1"/>
+      <w:numFmt w:val="bullet"/>
+      <w:lvlText w:val=""/>
+      <w:lvlJc w:val="left"/>
+      <w:pPr>
+        <w:tabs>
+          <w:tab w:val="num" w:pos="5040"/>
+        </w:tabs>
+        <w:ind w:left="5040" w:hanging="360"/>
+      </w:pPr>
+      <w:rPr>
+        <w:rFonts w:ascii="Wingdings" w:hAnsi="Wingdings" w:hint="default"/>
+        <w:sz w:val="20"/>
+      </w:rPr>
+    </w:lvl>
+    <w:lvl w:ilvl="7" w:tentative="1">
+      <w:start w:val="1"/>
+      <w:numFmt w:val="bullet"/>
+      <w:lvlText w:val=""/>
+      <w:lvlJc w:val="left"/>
+      <w:pPr>
+        <w:tabs>
+          <w:tab w:val="num" w:pos="5760"/>
+        </w:tabs>
+        <w:ind w:left="5760" w:hanging="360"/>
+      </w:pPr>
+      <w:rPr>
+        <w:rFonts w:ascii="Wingdings" w:hAnsi="Wingdings" w:hint="default"/>
+        <w:sz w:val="20"/>
+      </w:rPr>
+    </w:lvl>
+    <w:lvl w:ilvl="8" w:tentative="1">
+      <w:start w:val="1"/>
+      <w:numFmt w:val="bullet"/>
+      <w:lvlText w:val=""/>
+      <w:lvlJc w:val="left"/>
+      <w:pPr>
+        <w:tabs>
+          <w:tab w:val="num" w:pos="6480"/>
+        </w:tabs>
+        <w:ind w:left="6480" w:hanging="360"/>
+      </w:pPr>
+      <w:rPr>
+        <w:rFonts w:ascii="Wingdings" w:hAnsi="Wingdings" w:hint="default"/>
+        <w:sz w:val="20"/>
+      </w:rPr>
+    </w:lvl>
+  </w:abstractNum>
+  <w:num w:numId="1" w16cid:durableId="97721319">
+    <w:abstractNumId w:val="1"/>
+  </w:num>
+  <w:num w:numId="2" w16cid:durableId="1192958455">
+    <w:abstractNumId w:val="0"/>
+  </w:num>
+  <w:num w:numId="3" w16cid:durableId="1547912693">
+    <w:abstractNumId w:val="2"/>
+  </w:num>
+</w:numbering>
 </file>
 
 <file path=word/styles.xml><?xml version="1.0" encoding="utf-8"?>
@@ -844,7 +1406,6 @@
   <w:style w:type="character" w:default="1" w:styleId="a0">
     <w:name w:val="Default Paragraph Font"/>
     <w:uiPriority w:val="1"/>
-    <w:semiHidden/>
     <w:unhideWhenUsed/>
   </w:style>
   <w:style w:type="table" w:default="1" w:styleId="a1">

--- a/סיכום שיפורים פרויקט.docx
+++ b/סיכום שיפורים פרויקט.docx
@@ -54,12 +54,10 @@
       <w:r>
         <w:rPr>
           <w:rFonts w:hint="cs"/>
-          <w:rtl/>
-        </w:rPr>
-        <w:t>לשפר את הדפי מנהל שלא יראו את ה</w:t>
-      </w:r>
-      <w:r>
-        <w:t>ID</w:t>
+          <w:highlight w:val="yellow"/>
+          <w:rtl/>
+        </w:rPr>
+        <w:t>לגמור לתקן את הלוגיקה</w:t>
       </w:r>
     </w:p>
     <w:p>
@@ -74,25 +72,13 @@
           <w:highlight w:val="yellow"/>
           <w:rtl/>
         </w:rPr>
-        <w:t xml:space="preserve">לסדר ניווטים שלא יחזור לעמוד </w:t>
-      </w:r>
-      <w:proofErr w:type="spellStart"/>
-      <w:r>
-        <w:rPr>
-          <w:rFonts w:hint="cs"/>
+        <w:t>לשפר את הדפי מנהל שלא יראו את ה</w:t>
+      </w:r>
+      <w:r>
+        <w:rPr>
           <w:highlight w:val="yellow"/>
-          <w:rtl/>
-        </w:rPr>
-        <w:t>הלוגין</w:t>
-      </w:r>
-      <w:proofErr w:type="spellEnd"/>
-      <w:r>
-        <w:rPr>
-          <w:rFonts w:hint="cs"/>
-          <w:highlight w:val="yellow"/>
-          <w:rtl/>
-        </w:rPr>
-        <w:t xml:space="preserve"> כשיש טוקן</w:t>
+        </w:rPr>
+        <w:t>ID</w:t>
       </w:r>
     </w:p>
     <w:p>
@@ -107,25 +93,7 @@
           <w:highlight w:val="yellow"/>
           <w:rtl/>
         </w:rPr>
-        <w:t xml:space="preserve">לסדר יופי בצ'אט ובשאר הדפים ושלא יהיה </w:t>
-      </w:r>
-      <w:proofErr w:type="spellStart"/>
-      <w:r>
-        <w:rPr>
-          <w:rFonts w:hint="cs"/>
-          <w:highlight w:val="yellow"/>
-          <w:rtl/>
-        </w:rPr>
-        <w:t>סקרולר</w:t>
-      </w:r>
-      <w:proofErr w:type="spellEnd"/>
-      <w:r>
-        <w:rPr>
-          <w:rFonts w:hint="cs"/>
-          <w:highlight w:val="yellow"/>
-          <w:rtl/>
-        </w:rPr>
-        <w:t xml:space="preserve"> ויו</w:t>
+        <w:t>לתקן מנהל</w:t>
       </w:r>
     </w:p>
     <w:p>
@@ -140,19 +108,40 @@
           <w:highlight w:val="yellow"/>
           <w:rtl/>
         </w:rPr>
-        <w:t>לבדוק מתי טוקן מתבטל?</w:t>
+        <w:t>להוסיף בצד לקוח תקינות לסיסמה בת 6 ספרות</w:t>
       </w:r>
     </w:p>
     <w:p>
-      <w:r>
-        <w:rPr>
-          <w:rFonts w:hint="cs"/>
-          <w:rtl/>
-        </w:rPr>
-        <w:t xml:space="preserve">לבדוק קוד מיותר וחלוקה נכונה של </w:t>
-      </w:r>
-      <w:r>
-        <w:t xml:space="preserve">hooks </w:t>
+      <w:pPr>
+        <w:rPr>
+          <w:rtl/>
+        </w:rPr>
+      </w:pPr>
+      <w:r>
+        <w:rPr>
+          <w:rFonts w:hint="cs"/>
+          <w:highlight w:val="yellow"/>
+          <w:rtl/>
+        </w:rPr>
+        <w:t xml:space="preserve">לתקן כשלקוח עושה </w:t>
+      </w:r>
+      <w:proofErr w:type="spellStart"/>
+      <w:r>
+        <w:rPr>
+          <w:rFonts w:hint="cs"/>
+          <w:highlight w:val="yellow"/>
+          <w:rtl/>
+        </w:rPr>
+        <w:t>רענון</w:t>
+      </w:r>
+      <w:proofErr w:type="spellEnd"/>
+      <w:r>
+        <w:rPr>
+          <w:rFonts w:hint="cs"/>
+          <w:highlight w:val="yellow"/>
+          <w:rtl/>
+        </w:rPr>
+        <w:t xml:space="preserve"> בהמתנה שהזמן המתנה לא יתאפס</w:t>
       </w:r>
     </w:p>
     <w:p>
@@ -164,9 +153,10 @@
       <w:r>
         <w:rPr>
           <w:rFonts w:hint="cs"/>
-          <w:rtl/>
-        </w:rPr>
-        <w:t>להכיר את הפרויקט!!!!!!!</w:t>
+          <w:highlight w:val="yellow"/>
+          <w:rtl/>
+        </w:rPr>
+        <w:t>במקרה שאין אינטרנט ניקוד ברירת מחדל</w:t>
       </w:r>
     </w:p>
     <w:p>
@@ -178,25 +168,28 @@
       <w:r>
         <w:rPr>
           <w:rFonts w:hint="cs"/>
-          <w:rtl/>
-        </w:rPr>
-        <w:t xml:space="preserve">למחוק </w:t>
+          <w:highlight w:val="yellow"/>
+          <w:rtl/>
+        </w:rPr>
+        <w:t xml:space="preserve">לסדר ניווטים שלא יחזור לעמוד </w:t>
       </w:r>
       <w:proofErr w:type="spellStart"/>
       <w:r>
         <w:rPr>
           <w:rFonts w:hint="cs"/>
-          <w:rtl/>
-        </w:rPr>
-        <w:t>סלשים</w:t>
+          <w:highlight w:val="yellow"/>
+          <w:rtl/>
+        </w:rPr>
+        <w:t>הלוגין</w:t>
       </w:r>
       <w:proofErr w:type="spellEnd"/>
       <w:r>
         <w:rPr>
           <w:rFonts w:hint="cs"/>
-          <w:rtl/>
-        </w:rPr>
-        <w:t xml:space="preserve"> של קוד מיותר</w:t>
+          <w:highlight w:val="yellow"/>
+          <w:rtl/>
+        </w:rPr>
+        <w:t xml:space="preserve"> כשיש טוקן</w:t>
       </w:r>
     </w:p>
     <w:p>
@@ -208,12 +201,28 @@
       <w:r>
         <w:rPr>
           <w:rFonts w:hint="cs"/>
-          <w:rtl/>
-        </w:rPr>
-        <w:t xml:space="preserve">למחוק </w:t>
-      </w:r>
-      <w:r>
-        <w:t>;</w:t>
+          <w:highlight w:val="yellow"/>
+          <w:rtl/>
+        </w:rPr>
+        <w:t xml:space="preserve">לסדר יופי בצ'אט ובשאר הדפים ושלא יהיה </w:t>
+      </w:r>
+      <w:proofErr w:type="spellStart"/>
+      <w:r>
+        <w:rPr>
+          <w:rFonts w:hint="cs"/>
+          <w:highlight w:val="yellow"/>
+          <w:rtl/>
+        </w:rPr>
+        <w:t>סקרולר</w:t>
+      </w:r>
+      <w:proofErr w:type="spellEnd"/>
+      <w:r>
+        <w:rPr>
+          <w:rFonts w:hint="cs"/>
+          <w:highlight w:val="yellow"/>
+          <w:rtl/>
+        </w:rPr>
+        <w:t xml:space="preserve"> ויו</w:t>
       </w:r>
     </w:p>
     <w:p>
@@ -225,71 +234,66 @@
       <w:r>
         <w:rPr>
           <w:rFonts w:hint="cs"/>
-          <w:rtl/>
-        </w:rPr>
-        <w:t xml:space="preserve">לבדוק אם אפשר לעלות את </w:t>
-      </w:r>
-      <w:r>
-        <w:t>SQL</w:t>
-      </w:r>
-      <w:r>
-        <w:rPr>
-          <w:rFonts w:hint="cs"/>
-          <w:rtl/>
-        </w:rPr>
-        <w:t xml:space="preserve"> לענן??</w:t>
+          <w:highlight w:val="yellow"/>
+          <w:rtl/>
+        </w:rPr>
+        <w:t>לבדוק מתי טוקן מתבטל?</w:t>
       </w:r>
     </w:p>
     <w:p>
-      <w:pPr>
-        <w:rPr>
-          <w:rtl/>
-        </w:rPr>
-      </w:pPr>
+      <w:r>
+        <w:rPr>
+          <w:rFonts w:hint="cs"/>
+          <w:rtl/>
+        </w:rPr>
+        <w:t xml:space="preserve">לבדוק קוד מיותר וחלוקה נכונה של </w:t>
+      </w:r>
+      <w:r>
+        <w:t xml:space="preserve">hooks </w:t>
+      </w:r>
     </w:p>
     <w:p>
-      <w:r>
-        <w:rPr>
-          <w:rFonts w:cs="Arial"/>
-          <w:rtl/>
-        </w:rPr>
-        <w:t xml:space="preserve">  "</w:t>
-      </w:r>
-      <w:proofErr w:type="spellStart"/>
-      <w:r>
-        <w:t>Groq</w:t>
-      </w:r>
-      <w:proofErr w:type="spellEnd"/>
-      <w:r>
-        <w:rPr>
-          <w:rFonts w:cs="Arial"/>
-          <w:rtl/>
-        </w:rPr>
-        <w:t>": {</w:t>
+      <w:pPr>
+        <w:rPr>
+          <w:rtl/>
+        </w:rPr>
+      </w:pPr>
+      <w:r>
+        <w:rPr>
+          <w:rFonts w:hint="cs"/>
+          <w:rtl/>
+        </w:rPr>
+        <w:t>להכיר את הפרויקט!!!!!!!</w:t>
       </w:r>
     </w:p>
     <w:p>
-      <w:r>
-        <w:rPr>
-          <w:rFonts w:cs="Arial"/>
-          <w:rtl/>
-        </w:rPr>
-        <w:t xml:space="preserve">    "</w:t>
+      <w:pPr>
+        <w:rPr>
+          <w:rtl/>
+        </w:rPr>
+      </w:pPr>
+      <w:r>
+        <w:rPr>
+          <w:rFonts w:hint="cs"/>
+          <w:rtl/>
+        </w:rPr>
+        <w:t xml:space="preserve">למחוק </w:t>
       </w:r>
       <w:proofErr w:type="spellStart"/>
       <w:r>
-        <w:t>ApiKey</w:t>
+        <w:rPr>
+          <w:rFonts w:hint="cs"/>
+          <w:rtl/>
+        </w:rPr>
+        <w:t>סלשים</w:t>
       </w:r>
       <w:proofErr w:type="spellEnd"/>
       <w:r>
-        <w:t>": "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</w:t>
-      </w:r>
-      <w:r>
-        <w:rPr>
-          <w:rFonts w:cs="Arial"/>
-          <w:rtl/>
-        </w:rPr>
-        <w:t>"</w:t>
+        <w:rPr>
+          <w:rFonts w:hint="cs"/>
+          <w:rtl/>
+        </w:rPr>
+        <w:t xml:space="preserve"> של קוד מיותר</w:t>
       </w:r>
     </w:p>
     <w:p>
@@ -300,11 +304,45 @@
       </w:pPr>
       <w:r>
         <w:rPr>
-          <w:rFonts w:cs="Arial"/>
-          <w:rtl/>
-        </w:rPr>
-        <w:t xml:space="preserve">  },</w:t>
-      </w:r>
+          <w:rFonts w:hint="cs"/>
+          <w:rtl/>
+        </w:rPr>
+        <w:t xml:space="preserve">למחוק </w:t>
+      </w:r>
+      <w:r>
+        <w:t>;</w:t>
+      </w:r>
+    </w:p>
+    <w:p>
+      <w:pPr>
+        <w:rPr>
+          <w:rtl/>
+        </w:rPr>
+      </w:pPr>
+      <w:r>
+        <w:rPr>
+          <w:rFonts w:hint="cs"/>
+          <w:rtl/>
+        </w:rPr>
+        <w:t xml:space="preserve">לבדוק אם אפשר לעלות את </w:t>
+      </w:r>
+      <w:r>
+        <w:t>SQL</w:t>
+      </w:r>
+      <w:r>
+        <w:rPr>
+          <w:rFonts w:hint="cs"/>
+          <w:rtl/>
+        </w:rPr>
+        <w:t xml:space="preserve"> לענן??</w:t>
+      </w:r>
+    </w:p>
+    <w:p>
+      <w:pPr>
+        <w:rPr>
+          <w:rtl/>
+        </w:rPr>
+      </w:pPr>
     </w:p>
     <w:p>
       <w:pPr>
